--- a/docs/CA2 _Reflection Journal_ 2618618_ChooMinYu.docx
+++ b/docs/CA2 _Reflection Journal_ 2618618_ChooMinYu.docx
@@ -287,23 +287,7 @@
           <w:i/>
           <w:iCs/>
         </w:rPr>
-        <w:t xml:space="preserve">critically </w:t>
-      </w:r>
-      <w:proofErr w:type="spellStart"/>
-      <w:r>
-        <w:rPr>
-          <w:i/>
-          <w:iCs/>
-        </w:rPr>
-        <w:t>analyze</w:t>
-      </w:r>
-      <w:proofErr w:type="spellEnd"/>
-      <w:r>
-        <w:rPr>
-          <w:i/>
-          <w:iCs/>
-        </w:rPr>
-        <w:t xml:space="preserve"> your CA2 project decisions, technical issues, and your responsible use of AI tools. </w:t>
+        <w:t xml:space="preserve">critically analyze your CA2 project decisions, technical issues, and your responsible use of AI tools. </w:t>
       </w:r>
       <w:r>
         <w:rPr>
@@ -540,17 +524,8 @@
           <w:i/>
           <w:iCs/>
         </w:rPr>
-        <w:t xml:space="preserve"> </w:t>
-      </w:r>
-      <w:proofErr w:type="spellStart"/>
-      <w:r>
-        <w:rPr>
-          <w:i/>
-          <w:iCs/>
-        </w:rPr>
-        <w:t>BrightSpace</w:t>
-      </w:r>
-      <w:proofErr w:type="spellEnd"/>
+        <w:t xml:space="preserve"> BrightSpace</w:t>
+      </w:r>
       <w:r>
         <w:rPr>
           <w:i/>
@@ -594,23 +569,7 @@
           <w:i/>
           <w:iCs/>
         </w:rPr>
-        <w:t xml:space="preserve"> (available in </w:t>
-      </w:r>
-      <w:proofErr w:type="spellStart"/>
-      <w:r>
-        <w:rPr>
-          <w:i/>
-          <w:iCs/>
-        </w:rPr>
-        <w:t>BrightSpace</w:t>
-      </w:r>
-      <w:proofErr w:type="spellEnd"/>
-      <w:r>
-        <w:rPr>
-          <w:i/>
-          <w:iCs/>
-        </w:rPr>
-        <w:t>)</w:t>
+        <w:t xml:space="preserve"> (available in BrightSpace)</w:t>
       </w:r>
       <w:r>
         <w:rPr>
@@ -782,33 +741,7 @@
           <w:lang w:eastAsia="zh-CN"/>
           <w14:ligatures w14:val="none"/>
         </w:rPr>
-        <w:t xml:space="preserve">what impact do they cause </w:t>
-      </w:r>
-      <w:proofErr w:type="spellStart"/>
-      <w:r>
-        <w:rPr>
-          <w:rFonts w:eastAsia="Times New Roman" w:cs="Arial"/>
-          <w:i/>
-          <w:iCs/>
-          <w:color w:val="0070C0"/>
-          <w:kern w:val="0"/>
-          <w:lang w:eastAsia="zh-CN"/>
-          <w14:ligatures w14:val="none"/>
-        </w:rPr>
-        <w:t>e.g</w:t>
-      </w:r>
-      <w:proofErr w:type="spellEnd"/>
-      <w:r>
-        <w:rPr>
-          <w:rFonts w:eastAsia="Times New Roman" w:cs="Arial"/>
-          <w:i/>
-          <w:iCs/>
-          <w:color w:val="0070C0"/>
-          <w:kern w:val="0"/>
-          <w:lang w:eastAsia="zh-CN"/>
-          <w14:ligatures w14:val="none"/>
-        </w:rPr>
-        <w:t xml:space="preserve"> on</w:t>
+        <w:t>what impact do they cause e.g on</w:t>
       </w:r>
       <w:r>
         <w:rPr>
@@ -874,7 +807,6 @@
           <w:color w:val="0070C0"/>
         </w:rPr>
       </w:pPr>
-      <w:proofErr w:type="spellStart"/>
       <w:r>
         <w:rPr>
           <w:i/>
@@ -893,20 +825,7 @@
           <w:lang w:eastAsia="zh-CN"/>
           <w14:ligatures w14:val="none"/>
         </w:rPr>
-        <w:t>nalyze</w:t>
-      </w:r>
-      <w:proofErr w:type="spellEnd"/>
-      <w:r>
-        <w:rPr>
-          <w:rFonts w:eastAsia="Times New Roman" w:cs="Arial"/>
-          <w:i/>
-          <w:iCs/>
-          <w:color w:val="0070C0"/>
-          <w:kern w:val="0"/>
-          <w:lang w:eastAsia="zh-CN"/>
-          <w14:ligatures w14:val="none"/>
-        </w:rPr>
-        <w:t xml:space="preserve"> the trade-offs between using a front-end styling framework (e.g., Bootstrap/Tailwind) and writing custom CSS in your project. How did your choice affect the efficiency, design flexibility, or maintainability of your website?</w:t>
+        <w:t>nalyze the trade-offs between using a front-end styling framework (e.g., Bootstrap/Tailwind) and writing custom CSS in your project. How did your choice affect the efficiency, design flexibility, or maintainability of your website?</w:t>
       </w:r>
     </w:p>
     <w:p>
@@ -1405,33 +1324,7 @@
           <w:lang w:eastAsia="zh-CN"/>
           <w14:ligatures w14:val="none"/>
         </w:rPr>
-        <w:t xml:space="preserve">what impact do they cause </w:t>
-      </w:r>
-      <w:proofErr w:type="spellStart"/>
-      <w:r>
-        <w:rPr>
-          <w:rFonts w:eastAsia="Times New Roman" w:cs="Arial"/>
-          <w:i/>
-          <w:iCs/>
-          <w:color w:val="0070C0"/>
-          <w:kern w:val="0"/>
-          <w:lang w:eastAsia="zh-CN"/>
-          <w14:ligatures w14:val="none"/>
-        </w:rPr>
-        <w:t>e.g</w:t>
-      </w:r>
-      <w:proofErr w:type="spellEnd"/>
-      <w:r>
-        <w:rPr>
-          <w:rFonts w:eastAsia="Times New Roman" w:cs="Arial"/>
-          <w:i/>
-          <w:iCs/>
-          <w:color w:val="0070C0"/>
-          <w:kern w:val="0"/>
-          <w:lang w:eastAsia="zh-CN"/>
-          <w14:ligatures w14:val="none"/>
-        </w:rPr>
-        <w:t xml:space="preserve"> on</w:t>
+        <w:t>what impact do they cause e.g on</w:t>
       </w:r>
       <w:r>
         <w:rPr>
@@ -1986,23 +1879,13 @@
           <w:color w:val="0070C0"/>
         </w:rPr>
       </w:pPr>
-      <w:proofErr w:type="spellStart"/>
       <w:r>
         <w:rPr>
           <w:i/>
           <w:iCs/>
           <w:color w:val="0070C0"/>
         </w:rPr>
-        <w:t>Analyze</w:t>
-      </w:r>
-      <w:proofErr w:type="spellEnd"/>
-      <w:r>
-        <w:rPr>
-          <w:i/>
-          <w:iCs/>
-          <w:color w:val="0070C0"/>
-        </w:rPr>
-        <w:t xml:space="preserve"> your use of AI during this project: Which specific problem or task did AI help you with, and why did you choose to use AI for it?</w:t>
+        <w:t>Analyze your use of AI during this project: Which specific problem or task did AI help you with, and why did you choose to use AI for it?</w:t>
       </w:r>
     </w:p>
     <w:p>
@@ -2299,23 +2182,7 @@
                 <w:b/>
                 <w:bCs/>
               </w:rPr>
-              <w:t>&lt;button type="button" class="like-</w:t>
-            </w:r>
-            <w:proofErr w:type="spellStart"/>
-            <w:r>
-              <w:rPr>
-                <w:b/>
-                <w:bCs/>
-              </w:rPr>
-              <w:t>btn</w:t>
-            </w:r>
-            <w:proofErr w:type="spellEnd"/>
-            <w:r>
-              <w:rPr>
-                <w:b/>
-                <w:bCs/>
-              </w:rPr>
-              <w:t xml:space="preserve"> ... text-stone-300 hover:text-red-400 transition"</w:t>
+              <w:t>&lt;button type="button" class="like-btn ... text-stone-300 hover:text-red-400 transition"</w:t>
             </w:r>
           </w:p>
           <w:p>
@@ -2353,23 +2220,7 @@
                 <w:b/>
                 <w:bCs/>
               </w:rPr>
-              <w:t xml:space="preserve">        data-recipe-page="</w:t>
-            </w:r>
-            <w:proofErr w:type="spellStart"/>
-            <w:r>
-              <w:rPr>
-                <w:b/>
-                <w:bCs/>
-              </w:rPr>
-              <w:t>breakfast.html#scrambled-eggs</w:t>
-            </w:r>
-            <w:proofErr w:type="spellEnd"/>
-            <w:r>
-              <w:rPr>
-                <w:b/>
-                <w:bCs/>
-              </w:rPr>
-              <w:t>"</w:t>
+              <w:t xml:space="preserve">        data-recipe-page="breakfast.html#scrambled-eggs"</w:t>
             </w:r>
           </w:p>
           <w:p>
@@ -2389,23 +2240,7 @@
                 <w:b/>
                 <w:bCs/>
               </w:rPr>
-              <w:t xml:space="preserve">        data-recipe-</w:t>
-            </w:r>
-            <w:proofErr w:type="spellStart"/>
-            <w:r>
-              <w:rPr>
-                <w:b/>
-                <w:bCs/>
-              </w:rPr>
-              <w:t>desc</w:t>
-            </w:r>
-            <w:proofErr w:type="spellEnd"/>
-            <w:r>
-              <w:rPr>
-                <w:b/>
-                <w:bCs/>
-              </w:rPr>
-              <w:t>="Soft, fluffy scrambled eggs..." aria-pressed="false"&gt;</w:t>
+              <w:t xml:space="preserve">        data-recipe-desc="Soft, fluffy scrambled eggs..." aria-pressed="false"&gt;</w:t>
             </w:r>
             <w:r>
               <w:rPr>
@@ -2500,15 +2335,7 @@
               </w:tabs>
             </w:pPr>
             <w:r>
-              <w:t>&lt;button type="button" class="like-</w:t>
-            </w:r>
-            <w:proofErr w:type="spellStart"/>
-            <w:r>
-              <w:t>btn</w:t>
-            </w:r>
-            <w:proofErr w:type="spellEnd"/>
-            <w:r>
-              <w:t xml:space="preserve"> cursor-pointer text-3xl leading-none text-stone-300 hover:text-red-400 transition"</w:t>
+              <w:t>&lt;button type="button" class="like-btn cursor-pointer text-3xl leading-none text-stone-300 hover:text-red-400 transition"</w:t>
             </w:r>
           </w:p>
           <w:p>
@@ -2520,15 +2347,7 @@
             </w:pPr>
             <w:r>
               <w:lastRenderedPageBreak/>
-              <w:t>            data-recipe-id="scrambled-eggs" data-recipe-title="Scrambled Eggs" data-recipe-page="./pages/</w:t>
-            </w:r>
-            <w:proofErr w:type="spellStart"/>
-            <w:r>
-              <w:t>breakfast.html#scrambled-eggs</w:t>
-            </w:r>
-            <w:proofErr w:type="spellEnd"/>
-            <w:r>
-              <w:t>" data-recipe-image="../assets/images/scrambled eggs.jpg"</w:t>
+              <w:t>            data-recipe-id="scrambled-eggs" data-recipe-title="Scrambled Eggs" data-recipe-page="./pages/breakfast.html#scrambled-eggs" data-recipe-image="../assets/images/scrambled eggs.jpg"</w:t>
             </w:r>
           </w:p>
           <w:p>
@@ -2539,15 +2358,7 @@
               </w:tabs>
             </w:pPr>
             <w:r>
-              <w:t>            data-recipe-</w:t>
-            </w:r>
-            <w:proofErr w:type="spellStart"/>
-            <w:r>
-              <w:t>desc</w:t>
-            </w:r>
-            <w:proofErr w:type="spellEnd"/>
-            <w:r>
-              <w:t>="Soft, fluffy scrambled eggs made with butter and a touch of seasoning."</w:t>
+              <w:t>            data-recipe-desc="Soft, fluffy scrambled eggs made with butter and a touch of seasoning."</w:t>
             </w:r>
           </w:p>
           <w:p>
@@ -2577,15 +2388,7 @@
               </w:tabs>
             </w:pPr>
             <w:r>
-              <w:t xml:space="preserve">   </w:t>
-            </w:r>
-            <w:proofErr w:type="spellStart"/>
-            <w:r>
-              <w:t>Javascript</w:t>
-            </w:r>
-            <w:proofErr w:type="spellEnd"/>
-            <w:r>
-              <w:t>:</w:t>
+              <w:t xml:space="preserve">   Javascript:</w:t>
             </w:r>
           </w:p>
           <w:p>
@@ -2598,15 +2401,7 @@
               <w:t xml:space="preserve">            </w:t>
             </w:r>
             <w:r>
-              <w:t xml:space="preserve">function </w:t>
-            </w:r>
-            <w:proofErr w:type="spellStart"/>
-            <w:r>
-              <w:t>setLikedLook</w:t>
-            </w:r>
-            <w:proofErr w:type="spellEnd"/>
-            <w:r>
-              <w:t>(button, liked) {</w:t>
+              <w:t>function setLikedLook(button, liked) {</w:t>
             </w:r>
           </w:p>
           <w:p>
@@ -2621,13 +2416,8 @@
             <w:r>
               <w:t xml:space="preserve">                 </w:t>
             </w:r>
-            <w:proofErr w:type="spellStart"/>
-            <w:r>
-              <w:t>button.setAttribute</w:t>
-            </w:r>
-            <w:proofErr w:type="spellEnd"/>
-            <w:r>
-              <w:t>('aria-pressed', liked ? 'true' : 'false');</w:t>
+            <w:r>
+              <w:t>button.setAttribute('aria-pressed', liked ? 'true' : 'false');</w:t>
             </w:r>
           </w:p>
           <w:p>
@@ -2666,15 +2456,7 @@
               <w:t xml:space="preserve">                             </w:t>
             </w:r>
             <w:r>
-              <w:t xml:space="preserve">  </w:t>
-            </w:r>
-            <w:proofErr w:type="spellStart"/>
-            <w:r>
-              <w:t>button.style.color</w:t>
-            </w:r>
-            <w:proofErr w:type="spellEnd"/>
-            <w:r>
-              <w:t xml:space="preserve"> = '#dc2626';</w:t>
+              <w:t>  button.style.color = '#dc2626';</w:t>
             </w:r>
           </w:p>
           <w:p>
@@ -2706,15 +2488,7 @@
               <w:t xml:space="preserve">                </w:t>
             </w:r>
             <w:r>
-              <w:t xml:space="preserve"> </w:t>
-            </w:r>
-            <w:proofErr w:type="spellStart"/>
-            <w:r>
-              <w:t>button.style.color</w:t>
-            </w:r>
-            <w:proofErr w:type="spellEnd"/>
-            <w:r>
-              <w:t xml:space="preserve"> = '#d6d3d1';</w:t>
+              <w:t xml:space="preserve"> button.style.color = '#d6d3d1';</w:t>
             </w:r>
           </w:p>
           <w:p>
@@ -2959,23 +2733,7 @@
           <w:i/>
           <w:iCs/>
         </w:rPr>
-        <w:t>(</w:t>
-      </w:r>
-      <w:proofErr w:type="spellStart"/>
-      <w:r>
-        <w:rPr>
-          <w:i/>
-          <w:iCs/>
-        </w:rPr>
-        <w:t>e.g</w:t>
-      </w:r>
-      <w:proofErr w:type="spellEnd"/>
-      <w:r>
-        <w:rPr>
-          <w:i/>
-          <w:iCs/>
-        </w:rPr>
-        <w:t xml:space="preserve"> AI outputs or evidence</w:t>
+        <w:t>(e.g AI outputs or evidence</w:t>
       </w:r>
       <w:r>
         <w:rPr>
@@ -3076,12 +2834,6 @@
       </w:hyperlink>
     </w:p>
     <w:p>
-      <w:pPr>
-        <w:rPr>
-          <w:sz w:val="20"/>
-          <w:szCs w:val="20"/>
-        </w:rPr>
-      </w:pPr>
       <w:hyperlink r:id="rId15" w:history="1">
         <w:r>
           <w:rPr>
@@ -3089,17 +2841,11 @@
             <w:sz w:val="20"/>
             <w:szCs w:val="20"/>
           </w:rPr>
-          <w:t>Your first chat with Claude - Claude</w:t>
+          <w:t>JavaScript Form Validation</w:t>
         </w:r>
       </w:hyperlink>
     </w:p>
     <w:p>
-      <w:pPr>
-        <w:rPr>
-          <w:sz w:val="20"/>
-          <w:szCs w:val="20"/>
-        </w:rPr>
-      </w:pPr>
       <w:hyperlink r:id="rId16" w:history="1">
         <w:r>
           <w:rPr>
@@ -3107,25 +2853,71 @@
             <w:sz w:val="20"/>
             <w:szCs w:val="20"/>
           </w:rPr>
-          <w:t xml:space="preserve">JavaScript Form </w:t>
-        </w:r>
-        <w:r>
-          <w:rPr>
-            <w:rStyle w:val="Hyperlink"/>
-            <w:sz w:val="20"/>
-            <w:szCs w:val="20"/>
-          </w:rPr>
-          <w:t>V</w:t>
-        </w:r>
-        <w:r>
-          <w:rPr>
-            <w:rStyle w:val="Hyperlink"/>
-            <w:sz w:val="20"/>
-            <w:szCs w:val="20"/>
-          </w:rPr>
-          <w:t>alidation</w:t>
+          <w:t>Reviewing JavaScript Script Issues</w:t>
         </w:r>
       </w:hyperlink>
+    </w:p>
+    <w:p/>
+    <w:p/>
+    <w:p>
+      <w:r>
+        <w:t>Work distribution for Group 5</w:t>
+      </w:r>
+    </w:p>
+    <w:p>
+      <w:r>
+        <w:t>Pyae Sanda Aun</w:t>
+      </w:r>
+      <w:r>
+        <w:t>g</w:t>
+      </w:r>
+      <w:r>
+        <w:t>- tailwind css, design consistency, header navigation, hamburger menu, mobile support</w:t>
+      </w:r>
+      <w:r>
+        <w:t>, cleaning up code,</w:t>
+      </w:r>
+    </w:p>
+    <w:p>
+      <w:r>
+        <w:t>Choo Min Yu-Javascript, web interactivity</w:t>
+      </w:r>
+      <w:r>
+        <w:t>(eg. checklist)</w:t>
+      </w:r>
+      <w:r>
+        <w:t>, cross-page(interactivity), tailwind css</w:t>
+      </w:r>
+      <w:r>
+        <w:t>, dropdown menu</w:t>
+      </w:r>
+      <w:r>
+        <w:t>, web content</w:t>
+      </w:r>
+    </w:p>
+    <w:p>
+      <w:r>
+        <w:t>Teh Yu Han</w:t>
+      </w:r>
+      <w:r>
+        <w:t>- web content, research, images, references, concept and design generation</w:t>
+      </w:r>
+    </w:p>
+    <w:p>
+      <w:pPr>
+        <w:rPr>
+          <w:sz w:val="20"/>
+          <w:szCs w:val="20"/>
+        </w:rPr>
+      </w:pPr>
+    </w:p>
+    <w:p>
+      <w:pPr>
+        <w:rPr>
+          <w:sz w:val="20"/>
+          <w:szCs w:val="20"/>
+        </w:rPr>
+      </w:pPr>
     </w:p>
     <w:p>
       <w:pPr>
@@ -8606,6 +8398,7 @@
   <w:style w:type="character" w:default="1" w:styleId="DefaultParagraphFont">
     <w:name w:val="Default Paragraph Font"/>
     <w:uiPriority w:val="1"/>
+    <w:semiHidden/>
     <w:unhideWhenUsed/>
   </w:style>
   <w:style w:type="table" w:default="1" w:styleId="TableNormal">
@@ -9381,15 +9174,6 @@
 </file>
 
 <file path=customXml/item1.xml><?xml version="1.0" encoding="utf-8"?>
-<?mso-contentType ?>
-<FormTemplates xmlns="http://schemas.microsoft.com/sharepoint/v3/contenttype/forms">
-  <Display>DocumentLibraryForm</Display>
-  <Edit>DocumentLibraryForm</Edit>
-  <New>DocumentLibraryForm</New>
-</FormTemplates>
-</file>
-
-<file path=customXml/item2.xml><?xml version="1.0" encoding="utf-8"?>
 <p:properties xmlns:p="http://schemas.microsoft.com/office/2006/metadata/properties" xmlns:xsi="http://www.w3.org/2001/XMLSchema-instance" xmlns:pc="http://schemas.microsoft.com/office/infopath/2007/PartnerControls">
   <documentManagement>
     <_ip_UnifiedCompliancePolicyUIAction xmlns="http://schemas.microsoft.com/sharepoint/v3" xsi:nil="true"/>
@@ -9402,7 +9186,7 @@
 </p:properties>
 </file>
 
-<file path=customXml/item3.xml><?xml version="1.0" encoding="utf-8"?>
+<file path=customXml/item2.xml><?xml version="1.0" encoding="utf-8"?>
 <ct:contentTypeSchema xmlns:ct="http://schemas.microsoft.com/office/2006/metadata/contentType" xmlns:ma="http://schemas.microsoft.com/office/2006/metadata/properties/metaAttributes" ct:_="" ma:_="" ma:contentTypeName="Document" ma:contentTypeID="0x01010095B83DA6990E41418BCDB3837731DDD9" ma:contentTypeVersion="12" ma:contentTypeDescription="Create a new document." ma:contentTypeScope="" ma:versionID="9a0e40b26489cf95b92c0935470f1e05">
   <xsd:schema xmlns:xsd="http://www.w3.org/2001/XMLSchema" xmlns:xs="http://www.w3.org/2001/XMLSchema" xmlns:p="http://schemas.microsoft.com/office/2006/metadata/properties" xmlns:ns1="http://schemas.microsoft.com/sharepoint/v3" xmlns:ns2="b7fad248-bdcd-4271-9916-809a465982f7" xmlns:ns3="02435ef8-874b-49fb-b034-023fbc1b0e17" targetNamespace="http://schemas.microsoft.com/office/2006/metadata/properties" ma:root="true" ma:fieldsID="f5cd93c5e221519b9b0b4981d98a568c" ns1:_="" ns2:_="" ns3:_="">
     <xsd:import namespace="http://schemas.microsoft.com/sharepoint/v3"/>
@@ -9608,15 +9392,16 @@
 </ct:contentTypeSchema>
 </file>
 
-<file path=customXml/itemProps1.xml><?xml version="1.0" encoding="utf-8"?>
-<ds:datastoreItem xmlns:ds="http://schemas.openxmlformats.org/officeDocument/2006/customXml" ds:itemID="{891417BF-93F5-4F68-A276-BE80032FE8B6}">
-  <ds:schemaRefs>
-    <ds:schemaRef ds:uri="http://schemas.microsoft.com/sharepoint/v3/contenttype/forms"/>
-  </ds:schemaRefs>
-</ds:datastoreItem>
+<file path=customXml/item3.xml><?xml version="1.0" encoding="utf-8"?>
+<?mso-contentType ?>
+<FormTemplates xmlns="http://schemas.microsoft.com/sharepoint/v3/contenttype/forms">
+  <Display>DocumentLibraryForm</Display>
+  <Edit>DocumentLibraryForm</Edit>
+  <New>DocumentLibraryForm</New>
+</FormTemplates>
 </file>
 
-<file path=customXml/itemProps2.xml><?xml version="1.0" encoding="utf-8"?>
+<file path=customXml/itemProps1.xml><?xml version="1.0" encoding="utf-8"?>
 <ds:datastoreItem xmlns:ds="http://schemas.openxmlformats.org/officeDocument/2006/customXml" ds:itemID="{451C2406-06F5-4301-9967-C40BCABE7AD8}">
   <ds:schemaRefs>
     <ds:schemaRef ds:uri="http://schemas.microsoft.com/office/2006/metadata/properties"/>
@@ -9628,7 +9413,7 @@
 </ds:datastoreItem>
 </file>
 
-<file path=customXml/itemProps3.xml><?xml version="1.0" encoding="utf-8"?>
+<file path=customXml/itemProps2.xml><?xml version="1.0" encoding="utf-8"?>
 <ds:datastoreItem xmlns:ds="http://schemas.openxmlformats.org/officeDocument/2006/customXml" ds:itemID="{C936C116-FB31-4FEA-9B17-D53394B2065A}">
   <ds:schemaRefs>
     <ds:schemaRef ds:uri="http://schemas.microsoft.com/office/2006/metadata/contentType"/>
@@ -9646,4 +9431,12 @@
     <ds:schemaRef ds:uri="http://schemas.microsoft.com/internal/obd"/>
   </ds:schemaRefs>
 </ds:datastoreItem>
+</file>
+
+<file path=customXml/itemProps3.xml><?xml version="1.0" encoding="utf-8"?>
+<ds:datastoreItem xmlns:ds="http://schemas.openxmlformats.org/officeDocument/2006/customXml" ds:itemID="{891417BF-93F5-4F68-A276-BE80032FE8B6}">
+  <ds:schemaRefs>
+    <ds:schemaRef ds:uri="http://schemas.microsoft.com/sharepoint/v3/contenttype/forms"/>
+  </ds:schemaRefs>
+</ds:datastoreItem>
 </file>